--- a/Documento 1.docx
+++ b/Documento 1.docx
@@ -27,6 +27,26 @@
           <w:lang w:val="es-ES"/>
         </w:rPr>
         <w:t xml:space="preserve"> María Dávila Baquedano.</w:t>
+      </w:r>
+    </w:p>
+    <w:p>
+      <w:pPr>
+        <w:rPr>
+          <w:lang w:val="es-ES"/>
+        </w:rPr>
+      </w:pPr>
+    </w:p>
+    <w:p>
+      <w:pPr>
+        <w:rPr>
+          <w:lang w:val="es-ES"/>
+        </w:rPr>
+      </w:pPr>
+      <w:r>
+        <w:rPr>
+          <w:lang w:val="es-ES"/>
+        </w:rPr>
+        <w:t xml:space="preserve">Soy originario de Granda, Nicaragua. </w:t>
       </w:r>
     </w:p>
     <w:p>

--- a/Documento 1.docx
+++ b/Documento 1.docx
@@ -4,6 +4,29 @@
   <w:body>
     <w:p>
       <w:pPr>
+        <w:pStyle w:val="Ttulo1"/>
+        <w:rPr>
+          <w:lang w:val="es-ES"/>
+        </w:rPr>
+      </w:pPr>
+    </w:p>
+    <w:p>
+      <w:pPr>
+        <w:pStyle w:val="Ttulo"/>
+        <w:rPr>
+          <w:lang w:val="es-ES"/>
+        </w:rPr>
+      </w:pPr>
+      <w:r>
+        <w:rPr>
+          <w:lang w:val="es-ES"/>
+        </w:rPr>
+        <w:t>Practica</w:t>
+      </w:r>
+    </w:p>
+    <w:p>
+      <w:pPr>
+        <w:pStyle w:val="Ttulo1"/>
         <w:rPr>
           <w:lang w:val="es-ES"/>
         </w:rPr>
@@ -31,6 +54,7 @@
     </w:p>
     <w:p>
       <w:pPr>
+        <w:pStyle w:val="Ttulo2"/>
         <w:rPr>
           <w:lang w:val="es-ES"/>
         </w:rPr>
@@ -38,6 +62,7 @@
     </w:p>
     <w:p>
       <w:pPr>
+        <w:pStyle w:val="Ttulo2"/>
         <w:rPr>
           <w:lang w:val="es-ES"/>
         </w:rPr>
@@ -59,6 +84,12 @@
     <w:sectPr>
       <w:pgSz w:w="12240" w:h="15840"/>
       <w:pgMar w:top="1417" w:right="1701" w:bottom="1417" w:left="1701" w:header="708" w:footer="708" w:gutter="0"/>
+      <w:pgBorders w:offsetFrom="page">
+        <w:top w:val="thickThinLargeGap" w:sz="24" w:space="24" w:color="auto"/>
+        <w:left w:val="thickThinLargeGap" w:sz="24" w:space="24" w:color="auto"/>
+        <w:bottom w:val="thinThickLargeGap" w:sz="24" w:space="24" w:color="auto"/>
+        <w:right w:val="thinThickLargeGap" w:sz="24" w:space="24" w:color="auto"/>
+      </w:pgBorders>
       <w:cols w:space="708"/>
       <w:docGrid w:linePitch="360"/>
     </w:sectPr>
@@ -465,6 +496,49 @@
     <w:name w:val="Normal"/>
     <w:qFormat/>
   </w:style>
+  <w:style w:type="paragraph" w:styleId="Ttulo1">
+    <w:name w:val="heading 1"/>
+    <w:basedOn w:val="Normal"/>
+    <w:next w:val="Normal"/>
+    <w:link w:val="Ttulo1Car"/>
+    <w:uiPriority w:val="9"/>
+    <w:qFormat/>
+    <w:rsid w:val="005B1180"/>
+    <w:pPr>
+      <w:keepNext/>
+      <w:keepLines/>
+      <w:spacing w:before="240" w:after="0"/>
+      <w:outlineLvl w:val="0"/>
+    </w:pPr>
+    <w:rPr>
+      <w:rFonts w:asciiTheme="majorHAnsi" w:eastAsiaTheme="majorEastAsia" w:hAnsiTheme="majorHAnsi" w:cstheme="majorBidi"/>
+      <w:color w:val="2F5496" w:themeColor="accent1" w:themeShade="BF"/>
+      <w:sz w:val="32"/>
+      <w:szCs w:val="32"/>
+    </w:rPr>
+  </w:style>
+  <w:style w:type="paragraph" w:styleId="Ttulo2">
+    <w:name w:val="heading 2"/>
+    <w:basedOn w:val="Normal"/>
+    <w:next w:val="Normal"/>
+    <w:link w:val="Ttulo2Car"/>
+    <w:uiPriority w:val="9"/>
+    <w:unhideWhenUsed/>
+    <w:qFormat/>
+    <w:rsid w:val="005B1180"/>
+    <w:pPr>
+      <w:keepNext/>
+      <w:keepLines/>
+      <w:spacing w:before="40" w:after="0"/>
+      <w:outlineLvl w:val="1"/>
+    </w:pPr>
+    <w:rPr>
+      <w:rFonts w:asciiTheme="majorHAnsi" w:eastAsiaTheme="majorEastAsia" w:hAnsiTheme="majorHAnsi" w:cstheme="majorBidi"/>
+      <w:color w:val="2F5496" w:themeColor="accent1" w:themeShade="BF"/>
+      <w:sz w:val="26"/>
+      <w:szCs w:val="26"/>
+    </w:rPr>
+  </w:style>
   <w:style w:type="character" w:default="1" w:styleId="Fuentedeprrafopredeter">
     <w:name w:val="Default Paragraph Font"/>
     <w:uiPriority w:val="1"/>
@@ -491,6 +565,66 @@
     <w:uiPriority w:val="99"/>
     <w:semiHidden/>
     <w:unhideWhenUsed/>
+  </w:style>
+  <w:style w:type="character" w:customStyle="1" w:styleId="Ttulo1Car">
+    <w:name w:val="Título 1 Car"/>
+    <w:basedOn w:val="Fuentedeprrafopredeter"/>
+    <w:link w:val="Ttulo1"/>
+    <w:uiPriority w:val="9"/>
+    <w:rsid w:val="005B1180"/>
+    <w:rPr>
+      <w:rFonts w:asciiTheme="majorHAnsi" w:eastAsiaTheme="majorEastAsia" w:hAnsiTheme="majorHAnsi" w:cstheme="majorBidi"/>
+      <w:color w:val="2F5496" w:themeColor="accent1" w:themeShade="BF"/>
+      <w:sz w:val="32"/>
+      <w:szCs w:val="32"/>
+    </w:rPr>
+  </w:style>
+  <w:style w:type="character" w:customStyle="1" w:styleId="Ttulo2Car">
+    <w:name w:val="Título 2 Car"/>
+    <w:basedOn w:val="Fuentedeprrafopredeter"/>
+    <w:link w:val="Ttulo2"/>
+    <w:uiPriority w:val="9"/>
+    <w:rsid w:val="005B1180"/>
+    <w:rPr>
+      <w:rFonts w:asciiTheme="majorHAnsi" w:eastAsiaTheme="majorEastAsia" w:hAnsiTheme="majorHAnsi" w:cstheme="majorBidi"/>
+      <w:color w:val="2F5496" w:themeColor="accent1" w:themeShade="BF"/>
+      <w:sz w:val="26"/>
+      <w:szCs w:val="26"/>
+    </w:rPr>
+  </w:style>
+  <w:style w:type="paragraph" w:styleId="Ttulo">
+    <w:name w:val="Title"/>
+    <w:basedOn w:val="Normal"/>
+    <w:next w:val="Normal"/>
+    <w:link w:val="TtuloCar"/>
+    <w:uiPriority w:val="10"/>
+    <w:qFormat/>
+    <w:rsid w:val="00F53B11"/>
+    <w:pPr>
+      <w:spacing w:after="0" w:line="240" w:lineRule="auto"/>
+      <w:contextualSpacing/>
+    </w:pPr>
+    <w:rPr>
+      <w:rFonts w:asciiTheme="majorHAnsi" w:eastAsiaTheme="majorEastAsia" w:hAnsiTheme="majorHAnsi" w:cstheme="majorBidi"/>
+      <w:spacing w:val="-10"/>
+      <w:kern w:val="28"/>
+      <w:sz w:val="56"/>
+      <w:szCs w:val="56"/>
+    </w:rPr>
+  </w:style>
+  <w:style w:type="character" w:customStyle="1" w:styleId="TtuloCar">
+    <w:name w:val="Título Car"/>
+    <w:basedOn w:val="Fuentedeprrafopredeter"/>
+    <w:link w:val="Ttulo"/>
+    <w:uiPriority w:val="10"/>
+    <w:rsid w:val="00F53B11"/>
+    <w:rPr>
+      <w:rFonts w:asciiTheme="majorHAnsi" w:eastAsiaTheme="majorEastAsia" w:hAnsiTheme="majorHAnsi" w:cstheme="majorBidi"/>
+      <w:spacing w:val="-10"/>
+      <w:kern w:val="28"/>
+      <w:sz w:val="56"/>
+      <w:szCs w:val="56"/>
+    </w:rPr>
   </w:style>
 </w:styles>
 </file>
